--- a/Kartikey_Goyal_230911536_FGAI_Assignment2.docx
+++ b/Kartikey_Goyal_230911536_FGAI_Assignment2.docx
@@ -32,13 +32,41 @@
     </w:p>
     <w:p>
       <w:r>
-        <w:t>Dataset link: https://www.gutenberg.org/ebooks/1661</w:t>
+        <w:t xml:space="preserve">Dataset link: </w:t>
       </w:r>
+      <w:hyperlink r:id="rId4" w:history="1">
+        <w:r>
+          <w:rPr>
+            <w:rStyle w:val="Hyperlink"/>
+          </w:rPr>
+          <w:t>https://www.gutenberg.org/ebooks/1661</w:t>
+        </w:r>
+      </w:hyperlink>
     </w:p>
     <w:p>
       <w:r>
-        <w:t>GitHub repository: https://github.com/far-kid/FGAI-IA2-Kartikey</w:t>
+        <w:t xml:space="preserve">GitHub repository: </w:t>
       </w:r>
+      <w:hyperlink r:id="rId5" w:history="1">
+        <w:r>
+          <w:rPr>
+            <w:rStyle w:val="Hyperlink"/>
+          </w:rPr>
+          <w:t>https://github.com/far-kid/FGAI-IA</w:t>
+        </w:r>
+        <w:r>
+          <w:rPr>
+            <w:rStyle w:val="Hyperlink"/>
+          </w:rPr>
+          <w:t>2</w:t>
+        </w:r>
+        <w:r>
+          <w:rPr>
+            <w:rStyle w:val="Hyperlink"/>
+          </w:rPr>
+          <w:t>-Kartikey</w:t>
+        </w:r>
+      </w:hyperlink>
     </w:p>
     <w:sectPr>
       <w:pgSz w:w="12240" w:h="15840"/>
@@ -967,6 +995,41 @@
       <w:spacing w:val="5"/>
     </w:rPr>
   </w:style>
+  <w:style w:type="character" w:styleId="Hyperlink">
+    <w:name w:val="Hyperlink"/>
+    <w:basedOn w:val="DefaultParagraphFont"/>
+    <w:uiPriority w:val="99"/>
+    <w:unhideWhenUsed/>
+    <w:rsid w:val="00E96079"/>
+    <w:rPr>
+      <w:color w:val="0563C1" w:themeColor="hyperlink"/>
+      <w:u w:val="single"/>
+    </w:rPr>
+  </w:style>
+  <w:style w:type="character" w:styleId="UnresolvedMention">
+    <w:name w:val="Unresolved Mention"/>
+    <w:basedOn w:val="DefaultParagraphFont"/>
+    <w:uiPriority w:val="99"/>
+    <w:semiHidden/>
+    <w:unhideWhenUsed/>
+    <w:rsid w:val="00E96079"/>
+    <w:rPr>
+      <w:color w:val="605E5C"/>
+      <w:shd w:val="clear" w:color="auto" w:fill="E1DFDD"/>
+    </w:rPr>
+  </w:style>
+  <w:style w:type="character" w:styleId="FollowedHyperlink">
+    <w:name w:val="FollowedHyperlink"/>
+    <w:basedOn w:val="DefaultParagraphFont"/>
+    <w:uiPriority w:val="99"/>
+    <w:semiHidden/>
+    <w:unhideWhenUsed/>
+    <w:rsid w:val="00E96079"/>
+    <w:rPr>
+      <w:color w:val="954F72" w:themeColor="followedHyperlink"/>
+      <w:u w:val="single"/>
+    </w:rPr>
+  </w:style>
 </w:styles>
 </file>
 
